--- a/pr-preview/pr-8/chapters/direct-proof.docx
+++ b/pr-preview/pr-8/chapters/direct-proof.docx
@@ -23,7 +23,7 @@
         <w:pStyle w:val="Date"/>
       </w:pPr>
       <w:r>
-        <w:t xml:space="preserve">Last modified: 2026-10-23 12:55:51 (PDT)</w:t>
+        <w:t xml:space="preserve">Last modified: 2026-10-23 13:04:03 (PDT)</w:t>
       </w:r>
     </w:p>
     <w:tbl>
@@ -2322,50 +2322,54 @@
       <w:r>
         <w:t xml:space="preserve">modus ponens:</w:t>
       </w:r>
-      <w:r>
-        <w:t xml:space="preserve"> </w:t>
-      </w:r>
-      <m:oMath>
-        <m:f>
-          <m:fPr>
-            <m:type m:val="bar"/>
-          </m:fPr>
-          <m:num>
-            <m:r>
-              <m:t>P</m:t>
-            </m:r>
-            <m:r>
-              <m:rPr>
-                <m:sty m:val="p"/>
-              </m:rPr>
-              <m:t>⇒</m:t>
-            </m:r>
-            <m:r>
-              <m:t>Q</m:t>
-            </m:r>
-            <m:r>
-              <m:rPr>
-                <m:sty m:val="p"/>
-              </m:rPr>
-              <m:t>,</m:t>
-            </m:r>
-            <m:r>
-              <m:t> </m:t>
-            </m:r>
-            <m:r>
-              <m:t>P</m:t>
-            </m:r>
-          </m:num>
-          <m:den>
-            <m:r>
-              <m:t>Q</m:t>
-            </m:r>
-          </m:den>
-        </m:f>
-      </m:oMath>
-      <w:r>
-        <w:t xml:space="preserve">;</w:t>
-      </w:r>
+    </w:p>
+    <w:p>
+      <w:pPr>
+        <w:pStyle w:val="Compact"/>
+      </w:pPr>
+      <m:oMathPara>
+        <m:oMathParaPr>
+          <m:jc m:val="center"/>
+        </m:oMathParaPr>
+        <m:oMath>
+          <m:f>
+            <m:fPr>
+              <m:type m:val="bar"/>
+            </m:fPr>
+            <m:num>
+              <m:r>
+                <m:t>P</m:t>
+              </m:r>
+              <m:r>
+                <m:rPr>
+                  <m:sty m:val="p"/>
+                </m:rPr>
+                <m:t>⇒</m:t>
+              </m:r>
+              <m:r>
+                <m:t>Q</m:t>
+              </m:r>
+              <m:r>
+                <m:rPr>
+                  <m:sty m:val="p"/>
+                </m:rPr>
+                <m:t>,</m:t>
+              </m:r>
+              <m:r>
+                <m:t> </m:t>
+              </m:r>
+              <m:r>
+                <m:t>P</m:t>
+              </m:r>
+            </m:num>
+            <m:den>
+              <m:r>
+                <m:t>Q</m:t>
+              </m:r>
+            </m:den>
+          </m:f>
+        </m:oMath>
+      </m:oMathPara>
     </w:p>
     <w:p>
       <w:pPr>
@@ -2378,62 +2382,66 @@
       <w:r>
         <w:t xml:space="preserve">modus tollens:</w:t>
       </w:r>
-      <w:r>
-        <w:t xml:space="preserve"> </w:t>
-      </w:r>
-      <m:oMath>
-        <m:f>
-          <m:fPr>
-            <m:type m:val="bar"/>
-          </m:fPr>
-          <m:num>
-            <m:r>
-              <m:t>P</m:t>
-            </m:r>
-            <m:r>
-              <m:rPr>
-                <m:sty m:val="p"/>
-              </m:rPr>
-              <m:t>⇒</m:t>
-            </m:r>
-            <m:r>
-              <m:t>Q</m:t>
-            </m:r>
-            <m:r>
-              <m:rPr>
-                <m:sty m:val="p"/>
-              </m:rPr>
-              <m:t>,</m:t>
-            </m:r>
-            <m:r>
-              <m:t> </m:t>
-            </m:r>
-            <m:r>
-              <m:rPr>
-                <m:sty m:val="p"/>
-              </m:rPr>
-              <m:t>¬</m:t>
-            </m:r>
-            <m:r>
-              <m:t>Q</m:t>
-            </m:r>
-          </m:num>
-          <m:den>
-            <m:r>
-              <m:rPr>
-                <m:sty m:val="p"/>
-              </m:rPr>
-              <m:t>¬</m:t>
-            </m:r>
-            <m:r>
-              <m:t>P</m:t>
-            </m:r>
-          </m:den>
-        </m:f>
-      </m:oMath>
-      <w:r>
-        <w:t xml:space="preserve">;</w:t>
-      </w:r>
+    </w:p>
+    <w:p>
+      <w:pPr>
+        <w:pStyle w:val="Compact"/>
+      </w:pPr>
+      <m:oMathPara>
+        <m:oMathParaPr>
+          <m:jc m:val="center"/>
+        </m:oMathParaPr>
+        <m:oMath>
+          <m:f>
+            <m:fPr>
+              <m:type m:val="bar"/>
+            </m:fPr>
+            <m:num>
+              <m:r>
+                <m:t>P</m:t>
+              </m:r>
+              <m:r>
+                <m:rPr>
+                  <m:sty m:val="p"/>
+                </m:rPr>
+                <m:t>⇒</m:t>
+              </m:r>
+              <m:r>
+                <m:t>Q</m:t>
+              </m:r>
+              <m:r>
+                <m:rPr>
+                  <m:sty m:val="p"/>
+                </m:rPr>
+                <m:t>,</m:t>
+              </m:r>
+              <m:r>
+                <m:t> </m:t>
+              </m:r>
+              <m:r>
+                <m:rPr>
+                  <m:sty m:val="p"/>
+                </m:rPr>
+                <m:t>¬</m:t>
+              </m:r>
+              <m:r>
+                <m:t>Q</m:t>
+              </m:r>
+            </m:num>
+            <m:den>
+              <m:r>
+                <m:rPr>
+                  <m:sty m:val="p"/>
+                </m:rPr>
+                <m:t>¬</m:t>
+              </m:r>
+              <m:r>
+                <m:t>P</m:t>
+              </m:r>
+            </m:den>
+          </m:f>
+        </m:oMath>
+      </m:oMathPara>
     </w:p>
     <w:p>
       <w:pPr>
@@ -2446,56 +2454,60 @@
       <w:r>
         <w:t xml:space="preserve">disjunctive syllogism:</w:t>
       </w:r>
-      <w:r>
-        <w:t xml:space="preserve"> </w:t>
-      </w:r>
-      <m:oMath>
-        <m:f>
-          <m:fPr>
-            <m:type m:val="bar"/>
-          </m:fPr>
-          <m:num>
-            <m:r>
-              <m:t>P</m:t>
-            </m:r>
-            <m:r>
-              <m:rPr>
-                <m:sty m:val="p"/>
-              </m:rPr>
-              <m:t>∨</m:t>
-            </m:r>
-            <m:r>
-              <m:t>Q</m:t>
-            </m:r>
-            <m:r>
-              <m:rPr>
-                <m:sty m:val="p"/>
-              </m:rPr>
-              <m:t>,</m:t>
-            </m:r>
-            <m:r>
-              <m:t> </m:t>
-            </m:r>
-            <m:r>
-              <m:rPr>
-                <m:sty m:val="p"/>
-              </m:rPr>
-              <m:t>¬</m:t>
-            </m:r>
-            <m:r>
-              <m:t>P</m:t>
-            </m:r>
-          </m:num>
-          <m:den>
-            <m:r>
-              <m:t>Q</m:t>
-            </m:r>
-          </m:den>
-        </m:f>
-      </m:oMath>
-      <w:r>
-        <w:t xml:space="preserve">;</w:t>
-      </w:r>
+    </w:p>
+    <w:p>
+      <w:pPr>
+        <w:pStyle w:val="Compact"/>
+      </w:pPr>
+      <m:oMathPara>
+        <m:oMathParaPr>
+          <m:jc m:val="center"/>
+        </m:oMathParaPr>
+        <m:oMath>
+          <m:f>
+            <m:fPr>
+              <m:type m:val="bar"/>
+            </m:fPr>
+            <m:num>
+              <m:r>
+                <m:t>P</m:t>
+              </m:r>
+              <m:r>
+                <m:rPr>
+                  <m:sty m:val="p"/>
+                </m:rPr>
+                <m:t>∨</m:t>
+              </m:r>
+              <m:r>
+                <m:t>Q</m:t>
+              </m:r>
+              <m:r>
+                <m:rPr>
+                  <m:sty m:val="p"/>
+                </m:rPr>
+                <m:t>,</m:t>
+              </m:r>
+              <m:r>
+                <m:t> </m:t>
+              </m:r>
+              <m:r>
+                <m:rPr>
+                  <m:sty m:val="p"/>
+                </m:rPr>
+                <m:t>¬</m:t>
+              </m:r>
+              <m:r>
+                <m:t>P</m:t>
+              </m:r>
+            </m:num>
+            <m:den>
+              <m:r>
+                <m:t>Q</m:t>
+              </m:r>
+            </m:den>
+          </m:f>
+        </m:oMath>
+      </m:oMathPara>
     </w:p>
     <w:p>
       <w:pPr>
@@ -2508,38 +2520,42 @@
       <w:r>
         <w:t xml:space="preserve">simplification:</w:t>
       </w:r>
-      <w:r>
-        <w:t xml:space="preserve"> </w:t>
-      </w:r>
-      <m:oMath>
-        <m:f>
-          <m:fPr>
-            <m:type m:val="bar"/>
-          </m:fPr>
-          <m:num>
-            <m:r>
-              <m:t>P</m:t>
-            </m:r>
-            <m:r>
-              <m:rPr>
-                <m:sty m:val="p"/>
-              </m:rPr>
-              <m:t>∧</m:t>
-            </m:r>
-            <m:r>
-              <m:t>Q</m:t>
-            </m:r>
-          </m:num>
-          <m:den>
-            <m:r>
-              <m:t>P</m:t>
-            </m:r>
-          </m:den>
-        </m:f>
-      </m:oMath>
-      <w:r>
-        <w:t xml:space="preserve">;</w:t>
-      </w:r>
+    </w:p>
+    <w:p>
+      <w:pPr>
+        <w:pStyle w:val="Compact"/>
+      </w:pPr>
+      <m:oMathPara>
+        <m:oMathParaPr>
+          <m:jc m:val="center"/>
+        </m:oMathParaPr>
+        <m:oMath>
+          <m:f>
+            <m:fPr>
+              <m:type m:val="bar"/>
+            </m:fPr>
+            <m:num>
+              <m:r>
+                <m:t>P</m:t>
+              </m:r>
+              <m:r>
+                <m:rPr>
+                  <m:sty m:val="p"/>
+                </m:rPr>
+                <m:t>∧</m:t>
+              </m:r>
+              <m:r>
+                <m:t>Q</m:t>
+              </m:r>
+            </m:num>
+            <m:den>
+              <m:r>
+                <m:t>P</m:t>
+              </m:r>
+            </m:den>
+          </m:f>
+        </m:oMath>
+      </m:oMathPara>
     </w:p>
     <w:p>
       <w:pPr>
@@ -2552,50 +2568,54 @@
       <w:r>
         <w:t xml:space="preserve">conjunction:</w:t>
       </w:r>
-      <w:r>
-        <w:t xml:space="preserve"> </w:t>
-      </w:r>
-      <m:oMath>
-        <m:f>
-          <m:fPr>
-            <m:type m:val="bar"/>
-          </m:fPr>
-          <m:num>
-            <m:r>
-              <m:t>P</m:t>
-            </m:r>
-            <m:r>
-              <m:rPr>
-                <m:sty m:val="p"/>
-              </m:rPr>
-              <m:t>,</m:t>
-            </m:r>
-            <m:r>
-              <m:t> </m:t>
-            </m:r>
-            <m:r>
-              <m:t>Q</m:t>
-            </m:r>
-          </m:num>
-          <m:den>
-            <m:r>
-              <m:t>P</m:t>
-            </m:r>
-            <m:r>
-              <m:rPr>
-                <m:sty m:val="p"/>
-              </m:rPr>
-              <m:t>∧</m:t>
-            </m:r>
-            <m:r>
-              <m:t>Q</m:t>
-            </m:r>
-          </m:den>
-        </m:f>
-      </m:oMath>
-      <w:r>
-        <w:t xml:space="preserve">;</w:t>
-      </w:r>
+    </w:p>
+    <w:p>
+      <w:pPr>
+        <w:pStyle w:val="Compact"/>
+      </w:pPr>
+      <m:oMathPara>
+        <m:oMathParaPr>
+          <m:jc m:val="center"/>
+        </m:oMathParaPr>
+        <m:oMath>
+          <m:f>
+            <m:fPr>
+              <m:type m:val="bar"/>
+            </m:fPr>
+            <m:num>
+              <m:r>
+                <m:t>P</m:t>
+              </m:r>
+              <m:r>
+                <m:rPr>
+                  <m:sty m:val="p"/>
+                </m:rPr>
+                <m:t>,</m:t>
+              </m:r>
+              <m:r>
+                <m:t> </m:t>
+              </m:r>
+              <m:r>
+                <m:t>Q</m:t>
+              </m:r>
+            </m:num>
+            <m:den>
+              <m:r>
+                <m:t>P</m:t>
+              </m:r>
+              <m:r>
+                <m:rPr>
+                  <m:sty m:val="p"/>
+                </m:rPr>
+                <m:t>∧</m:t>
+              </m:r>
+              <m:r>
+                <m:t>Q</m:t>
+              </m:r>
+            </m:den>
+          </m:f>
+        </m:oMath>
+      </m:oMathPara>
     </w:p>
     <w:p>
       <w:pPr>
@@ -2608,38 +2628,42 @@
       <w:r>
         <w:t xml:space="preserve">addition:</w:t>
       </w:r>
-      <w:r>
-        <w:t xml:space="preserve"> </w:t>
-      </w:r>
-      <m:oMath>
-        <m:f>
-          <m:fPr>
-            <m:type m:val="bar"/>
-          </m:fPr>
-          <m:num>
-            <m:r>
-              <m:t>P</m:t>
-            </m:r>
-          </m:num>
-          <m:den>
-            <m:r>
-              <m:t>P</m:t>
-            </m:r>
-            <m:r>
-              <m:rPr>
-                <m:sty m:val="p"/>
-              </m:rPr>
-              <m:t>∨</m:t>
-            </m:r>
-            <m:r>
-              <m:t>Q</m:t>
-            </m:r>
-          </m:den>
-        </m:f>
-      </m:oMath>
-      <w:r>
-        <w:t xml:space="preserve">.</w:t>
-      </w:r>
+    </w:p>
+    <w:p>
+      <w:pPr>
+        <w:pStyle w:val="Compact"/>
+      </w:pPr>
+      <m:oMathPara>
+        <m:oMathParaPr>
+          <m:jc m:val="center"/>
+        </m:oMathParaPr>
+        <m:oMath>
+          <m:f>
+            <m:fPr>
+              <m:type m:val="bar"/>
+            </m:fPr>
+            <m:num>
+              <m:r>
+                <m:t>P</m:t>
+              </m:r>
+            </m:num>
+            <m:den>
+              <m:r>
+                <m:t>P</m:t>
+              </m:r>
+              <m:r>
+                <m:rPr>
+                  <m:sty m:val="p"/>
+                </m:rPr>
+                <m:t>∨</m:t>
+              </m:r>
+              <m:r>
+                <m:t>Q</m:t>
+              </m:r>
+            </m:den>
+          </m:f>
+        </m:oMath>
+      </m:oMathPara>
     </w:p>
     <w:bookmarkEnd w:id="27"/>
     <w:p>
@@ -3341,53 +3365,65 @@
       <w:r>
         <w:t xml:space="preserve">,</w:t>
       </w:r>
-      <w:r>
-        <w:t xml:space="preserve"> </w:t>
-      </w:r>
-      <m:oMath>
-        <m:f>
-          <m:fPr>
-            <m:type m:val="bar"/>
-          </m:fPr>
-          <m:num>
-            <m:r>
-              <m:t>P</m:t>
-            </m:r>
-            <m:r>
-              <m:rPr>
-                <m:sty m:val="p"/>
-              </m:rPr>
-              <m:t>⇒</m:t>
-            </m:r>
-            <m:r>
-              <m:t>Q</m:t>
-            </m:r>
-            <m:r>
-              <m:rPr>
-                <m:sty m:val="p"/>
-              </m:rPr>
-              <m:t>,</m:t>
-            </m:r>
-            <m:r>
-              <m:t> </m:t>
-            </m:r>
-            <m:r>
-              <m:t>Q</m:t>
-            </m:r>
-          </m:num>
-          <m:den>
-            <m:r>
-              <m:t>P</m:t>
-            </m:r>
-          </m:den>
-        </m:f>
-      </m:oMath>
-      <w:r>
-        <w:t xml:space="preserve">,</w:t>
-      </w:r>
-      <w:r>
-        <w:t xml:space="preserve"> </w:t>
-      </w:r>
+    </w:p>
+    <w:p>
+      <w:pPr>
+        <w:pStyle w:val="BodyText"/>
+      </w:pPr>
+      <m:oMathPara>
+        <m:oMathParaPr>
+          <m:jc m:val="center"/>
+        </m:oMathParaPr>
+        <m:oMath>
+          <m:f>
+            <m:fPr>
+              <m:type m:val="bar"/>
+            </m:fPr>
+            <m:num>
+              <m:r>
+                <m:t>P</m:t>
+              </m:r>
+              <m:r>
+                <m:rPr>
+                  <m:sty m:val="p"/>
+                </m:rPr>
+                <m:t>⇒</m:t>
+              </m:r>
+              <m:r>
+                <m:t>Q</m:t>
+              </m:r>
+              <m:r>
+                <m:rPr>
+                  <m:sty m:val="p"/>
+                </m:rPr>
+                <m:t>,</m:t>
+              </m:r>
+              <m:r>
+                <m:t> </m:t>
+              </m:r>
+              <m:r>
+                <m:t>Q</m:t>
+              </m:r>
+            </m:num>
+            <m:den>
+              <m:r>
+                <m:t>P</m:t>
+              </m:r>
+            </m:den>
+          </m:f>
+          <m:r>
+            <m:rPr>
+              <m:sty m:val="p"/>
+            </m:rPr>
+            <m:t>,</m:t>
+          </m:r>
+        </m:oMath>
+      </m:oMathPara>
+    </w:p>
+    <w:p>
+      <w:pPr>
+        <w:pStyle w:val="FirstParagraph"/>
+      </w:pPr>
       <w:r>
         <w:t xml:space="preserve">is called affirming the consequent,</w:t>
       </w:r>
@@ -3512,65 +3548,77 @@
       <w:r>
         <w:t xml:space="preserve">Denying the antecedent,</w:t>
       </w:r>
-      <w:r>
-        <w:t xml:space="preserve"> </w:t>
-      </w:r>
-      <m:oMath>
-        <m:f>
-          <m:fPr>
-            <m:type m:val="bar"/>
-          </m:fPr>
-          <m:num>
-            <m:r>
-              <m:t>P</m:t>
-            </m:r>
-            <m:r>
-              <m:rPr>
-                <m:sty m:val="p"/>
-              </m:rPr>
-              <m:t>⇒</m:t>
-            </m:r>
-            <m:r>
-              <m:t>Q</m:t>
-            </m:r>
-            <m:r>
-              <m:rPr>
-                <m:sty m:val="p"/>
-              </m:rPr>
-              <m:t>,</m:t>
-            </m:r>
-            <m:r>
-              <m:t> </m:t>
-            </m:r>
-            <m:r>
-              <m:rPr>
-                <m:sty m:val="p"/>
-              </m:rPr>
-              <m:t>¬</m:t>
-            </m:r>
-            <m:r>
-              <m:t>P</m:t>
-            </m:r>
-          </m:num>
-          <m:den>
-            <m:r>
-              <m:rPr>
-                <m:sty m:val="p"/>
-              </m:rPr>
-              <m:t>¬</m:t>
-            </m:r>
-            <m:r>
-              <m:t>Q</m:t>
-            </m:r>
-          </m:den>
-        </m:f>
-      </m:oMath>
-      <w:r>
-        <w:t xml:space="preserve">,</w:t>
-      </w:r>
-      <w:r>
-        <w:t xml:space="preserve"> </w:t>
-      </w:r>
+    </w:p>
+    <w:p>
+      <w:pPr>
+        <w:pStyle w:val="BodyText"/>
+      </w:pPr>
+      <m:oMathPara>
+        <m:oMathParaPr>
+          <m:jc m:val="center"/>
+        </m:oMathParaPr>
+        <m:oMath>
+          <m:f>
+            <m:fPr>
+              <m:type m:val="bar"/>
+            </m:fPr>
+            <m:num>
+              <m:r>
+                <m:t>P</m:t>
+              </m:r>
+              <m:r>
+                <m:rPr>
+                  <m:sty m:val="p"/>
+                </m:rPr>
+                <m:t>⇒</m:t>
+              </m:r>
+              <m:r>
+                <m:t>Q</m:t>
+              </m:r>
+              <m:r>
+                <m:rPr>
+                  <m:sty m:val="p"/>
+                </m:rPr>
+                <m:t>,</m:t>
+              </m:r>
+              <m:r>
+                <m:t> </m:t>
+              </m:r>
+              <m:r>
+                <m:rPr>
+                  <m:sty m:val="p"/>
+                </m:rPr>
+                <m:t>¬</m:t>
+              </m:r>
+              <m:r>
+                <m:t>P</m:t>
+              </m:r>
+            </m:num>
+            <m:den>
+              <m:r>
+                <m:rPr>
+                  <m:sty m:val="p"/>
+                </m:rPr>
+                <m:t>¬</m:t>
+              </m:r>
+              <m:r>
+                <m:t>Q</m:t>
+              </m:r>
+            </m:den>
+          </m:f>
+          <m:r>
+            <m:rPr>
+              <m:sty m:val="p"/>
+            </m:rPr>
+            <m:t>,</m:t>
+          </m:r>
+        </m:oMath>
+      </m:oMathPara>
+    </w:p>
+    <w:p>
+      <w:pPr>
+        <w:pStyle w:val="FirstParagraph"/>
+      </w:pPr>
       <w:r>
         <w:t xml:space="preserve">fails for the same values of</w:t>
       </w:r>
